--- a/src/OpenXmlHtml.Tests/WordParagraphSpacingTests.LineHeightPercent.DotNet.verified.docx
+++ b/src/OpenXmlHtml.Tests/WordParagraphSpacingTests.LineHeightPercent.DotNet.verified.docx
@@ -7,6 +7,10 @@
         <w:t xml:space="preserve">One and a half spacing</w:t>
       </w:r>
     </w:p>
+    <w:sectPr>
+      <w:pgSz w:w="11906" w:h="16838"/>
+      <w:pgMar w:top="1440" w:right="1440" w:bottom="1440" w:left="1440" w:header="720" w:footer="720" w:gutter="0"/>
+    </w:sectPr>
   </w:body>
 </w:document>
 </file>
--- a/src/OpenXmlHtml.Tests/WordParagraphSpacingTests.LineHeightPercent.DotNet.verified.docx
+++ b/src/OpenXmlHtml.Tests/WordParagraphSpacingTests.LineHeightPercent.DotNet.verified.docx
@@ -3,6 +3,9 @@
 <w:document xmlns:w="http://schemas.openxmlformats.org/wordprocessingml/2006/main">
   <w:body>
     <w:p>
+      <w:pPr>
+        <w:spacing w:line="360" w:lineRule="auto"/>
+      </w:pPr>
       <w:r>
         <w:t xml:space="preserve">One and a half spacing</w:t>
       </w:r>
